--- a/ind/docx/006.content.docx
+++ b/ind/docx/006.content.docx
@@ -218,36 +218,24 @@
         </w:rPr>
         <w:t xml:space="preserve"> adalah nama seorang malaikat agung. Ini adalah </w:t>
       </w:r>
-      <w:hyperlink r:id="rId13">
-        <w:r>
-          <w:rPr>
-            <w:lang w:val="id_ID" w:bidi="id_ID"/>
-          </w:rPr>
-          <w:rPr>
-            <w:color w:val="0000EE"/>
-            <w:u w:val="single"/>
-          </w:rPr>
-          <w:t>malaikat</w:t>
-        </w:r>
-      </w:hyperlink>
+      <w:r>
+        <w:rPr>
+          <w:lang w:val="id_ID" w:bidi="id_ID"/>
+        </w:rPr>
+        <w:t>malaikat</w:t>
+      </w:r>
       <w:r>
         <w:rPr>
           <w:lang w:val="id_ID" w:bidi="id_ID"/>
         </w:rPr>
         <w:t xml:space="preserve"> dengan </w:t>
       </w:r>
-      <w:hyperlink r:id="rId14">
-        <w:r>
-          <w:rPr>
-            <w:lang w:val="id_ID" w:bidi="id_ID"/>
-          </w:rPr>
-          <w:rPr>
-            <w:color w:val="0000EE"/>
-            <w:u w:val="single"/>
-          </w:rPr>
-          <w:t>kuasa</w:t>
-        </w:r>
-      </w:hyperlink>
+      <w:r>
+        <w:rPr>
+          <w:lang w:val="id_ID" w:bidi="id_ID"/>
+        </w:rPr>
+        <w:t>kuasa</w:t>
+      </w:r>
       <w:r>
         <w:rPr>
           <w:lang w:val="id_ID" w:bidi="id_ID"/>
@@ -256,7 +244,6 @@
       </w:r>
       <w:r>
         <w:rPr>
-          <w:b/>
           <w:lang w:val="id_ID" w:bidi="id_ID"/>
         </w:rPr>
         <w:t>penglihatan</w:t>
@@ -269,7 +256,6 @@
       </w:r>
       <w:r>
         <w:rPr>
-          <w:b/>
           <w:lang w:val="id_ID" w:bidi="id_ID"/>
         </w:rPr>
         <w:t>Yohanes pembaptis</w:t>
@@ -280,36 +266,24 @@
         </w:rPr>
         <w:t xml:space="preserve">. Tidak lama setelah ini, Gabriel menampakkan diri kepada perawan </w:t>
       </w:r>
-      <w:hyperlink r:id="rId15">
-        <w:r>
-          <w:rPr>
-            <w:lang w:val="id_ID" w:bidi="id_ID"/>
-          </w:rPr>
-          <w:rPr>
-            <w:color w:val="0000EE"/>
-            <w:u w:val="single"/>
-          </w:rPr>
-          <w:t>Maria</w:t>
-        </w:r>
-      </w:hyperlink>
+      <w:r>
+        <w:rPr>
+          <w:lang w:val="id_ID" w:bidi="id_ID"/>
+        </w:rPr>
+        <w:t>Maria</w:t>
+      </w:r>
       <w:r>
         <w:rPr>
           <w:lang w:val="id_ID" w:bidi="id_ID"/>
         </w:rPr>
         <w:t xml:space="preserve"> dan mengatakan kepadanya bahwa ia akan mengandung dengan kuasa Allah. Anak laki-laki yang akan dilahirkannya akan menjadi raja untuk selamanya, dan Ia adalah </w:t>
       </w:r>
-      <w:hyperlink r:id="rId16">
-        <w:r>
-          <w:rPr>
-            <w:lang w:val="id_ID" w:bidi="id_ID"/>
-          </w:rPr>
-          <w:rPr>
-            <w:color w:val="0000EE"/>
-            <w:u w:val="single"/>
-          </w:rPr>
-          <w:t>Anak Allah</w:t>
-        </w:r>
-      </w:hyperlink>
+      <w:r>
+        <w:rPr>
+          <w:lang w:val="id_ID" w:bidi="id_ID"/>
+        </w:rPr>
+        <w:t>Anak Allah</w:t>
+      </w:r>
       <w:r>
         <w:rPr>
           <w:lang w:val="id_ID" w:bidi="id_ID"/>
@@ -371,18 +345,12 @@
         </w:rPr>
         <w:t xml:space="preserve"> adalah nama sebuah wilayah di </w:t>
       </w:r>
-      <w:hyperlink r:id="rId17">
-        <w:r>
-          <w:rPr>
-            <w:lang w:val="id_ID" w:bidi="id_ID"/>
-          </w:rPr>
-          <w:rPr>
-            <w:color w:val="0000EE"/>
-            <w:u w:val="single"/>
-          </w:rPr>
-          <w:t>Israel</w:t>
-        </w:r>
-      </w:hyperlink>
+      <w:r>
+        <w:rPr>
+          <w:lang w:val="id_ID" w:bidi="id_ID"/>
+        </w:rPr>
+        <w:t>Israel</w:t>
+      </w:r>
       <w:r>
         <w:rPr>
           <w:lang w:val="id_ID" w:bidi="id_ID"/>
@@ -391,7 +359,6 @@
       </w:r>
       <w:r>
         <w:rPr>
-          <w:b/>
           <w:lang w:val="id_ID" w:bidi="id_ID"/>
         </w:rPr>
         <w:t>murid-murid</w:t>
@@ -402,18 +369,12 @@
         </w:rPr>
         <w:t xml:space="preserve"> Yesus berasal dari Galilea. Kebanyakan bagian Galilea berbukit-bukit, dengan gunung-gunung yang rendah. Di sebelah timur, atau kanan, Galilea adalah sebuah danau besar yang disebut </w:t>
       </w:r>
-      <w:hyperlink r:id="rId18">
-        <w:r>
-          <w:rPr>
-            <w:lang w:val="id_ID" w:bidi="id_ID"/>
-          </w:rPr>
-          <w:rPr>
-            <w:color w:val="0000EE"/>
-            <w:u w:val="single"/>
-          </w:rPr>
-          <w:t>Laut Galilea</w:t>
-        </w:r>
-      </w:hyperlink>
+      <w:r>
+        <w:rPr>
+          <w:lang w:val="id_ID" w:bidi="id_ID"/>
+        </w:rPr>
+        <w:t>Laut Galilea</w:t>
+      </w:r>
       <w:r>
         <w:rPr>
           <w:lang w:val="id_ID" w:bidi="id_ID"/>
@@ -460,18 +421,12 @@
         </w:rPr>
         <w:t xml:space="preserve">Pada masa Yesus, Israel bukan </w:t>
       </w:r>
-      <w:hyperlink r:id="rId19">
-        <w:r>
-          <w:rPr>
-            <w:lang w:val="id_ID" w:bidi="id_ID"/>
-          </w:rPr>
-          <w:rPr>
-            <w:color w:val="0000EE"/>
-            <w:u w:val="single"/>
-          </w:rPr>
-          <w:t>bangsa</w:t>
-        </w:r>
-      </w:hyperlink>
+      <w:r>
+        <w:rPr>
+          <w:lang w:val="id_ID" w:bidi="id_ID"/>
+        </w:rPr>
+        <w:t>bangsa</w:t>
+      </w:r>
       <w:r>
         <w:rPr>
           <w:lang w:val="id_ID" w:bidi="id_ID"/>
@@ -480,7 +435,6 @@
       </w:r>
       <w:r>
         <w:rPr>
-          <w:b/>
           <w:lang w:val="id_ID" w:bidi="id_ID"/>
         </w:rPr>
         <w:t>orang-orang Israel</w:t>
@@ -505,72 +459,48 @@
         </w:rPr>
         <w:t xml:space="preserve">Provinsi-provinsi lain di Israel adalah </w:t>
       </w:r>
-      <w:hyperlink r:id="rId20">
-        <w:r>
-          <w:rPr>
-            <w:lang w:val="id_ID" w:bidi="id_ID"/>
-          </w:rPr>
-          <w:rPr>
-            <w:color w:val="0000EE"/>
-            <w:u w:val="single"/>
-          </w:rPr>
-          <w:t>Yudea</w:t>
-        </w:r>
-      </w:hyperlink>
+      <w:r>
+        <w:rPr>
+          <w:lang w:val="id_ID" w:bidi="id_ID"/>
+        </w:rPr>
+        <w:t>Yudea</w:t>
+      </w:r>
       <w:r>
         <w:rPr>
           <w:lang w:val="id_ID" w:bidi="id_ID"/>
         </w:rPr>
         <w:t xml:space="preserve"> dan </w:t>
       </w:r>
-      <w:hyperlink r:id="rId21">
-        <w:r>
-          <w:rPr>
-            <w:lang w:val="id_ID" w:bidi="id_ID"/>
-          </w:rPr>
-          <w:rPr>
-            <w:color w:val="0000EE"/>
-            <w:u w:val="single"/>
-          </w:rPr>
-          <w:t>Samaria</w:t>
-        </w:r>
-      </w:hyperlink>
+      <w:r>
+        <w:rPr>
+          <w:lang w:val="id_ID" w:bidi="id_ID"/>
+        </w:rPr>
+        <w:t>Samaria</w:t>
+      </w:r>
       <w:r>
         <w:rPr>
           <w:lang w:val="id_ID" w:bidi="id_ID"/>
         </w:rPr>
         <w:t xml:space="preserve">. Galilea berada di utara, Yudea di selatan, dan Samaria di tengah-tengah. Yudea adalah tempat di mana kota yang paling penting, </w:t>
       </w:r>
-      <w:hyperlink r:id="rId22">
-        <w:r>
-          <w:rPr>
-            <w:lang w:val="id_ID" w:bidi="id_ID"/>
-          </w:rPr>
-          <w:rPr>
-            <w:color w:val="0000EE"/>
-            <w:u w:val="single"/>
-          </w:rPr>
-          <w:t>Yerusalem</w:t>
-        </w:r>
-      </w:hyperlink>
+      <w:r>
+        <w:rPr>
+          <w:lang w:val="id_ID" w:bidi="id_ID"/>
+        </w:rPr>
+        <w:t>Yerusalem</w:t>
+      </w:r>
       <w:r>
         <w:rPr>
           <w:lang w:val="id_ID" w:bidi="id_ID"/>
         </w:rPr>
         <w:t xml:space="preserve">, berada, dan oleh karena itu </w:t>
       </w:r>
-      <w:hyperlink r:id="rId23">
-        <w:r>
-          <w:rPr>
-            <w:lang w:val="id_ID" w:bidi="id_ID"/>
-          </w:rPr>
-          <w:rPr>
-            <w:color w:val="0000EE"/>
-            <w:u w:val="single"/>
-          </w:rPr>
-          <w:t>terletak</w:t>
-        </w:r>
-      </w:hyperlink>
+      <w:r>
+        <w:rPr>
+          <w:lang w:val="id_ID" w:bidi="id_ID"/>
+        </w:rPr>
+        <w:t>terletak</w:t>
+      </w:r>
       <w:r>
         <w:rPr>
           <w:lang w:val="id_ID" w:bidi="id_ID"/>
@@ -579,7 +509,6 @@
       </w:r>
       <w:r>
         <w:rPr>
-          <w:b/>
           <w:lang w:val="id_ID" w:bidi="id_ID"/>
         </w:rPr>
         <w:t>Yahudi</w:t>
@@ -652,18 +581,12 @@
         </w:rPr>
         <w:t xml:space="preserve">Ketika </w:t>
       </w:r>
-      <w:hyperlink r:id="rId24">
-        <w:r>
-          <w:rPr>
-            <w:lang w:val="id_ID" w:bidi="id_ID"/>
-          </w:rPr>
-          <w:rPr>
-            <w:color w:val="0000EE"/>
-            <w:u w:val="single"/>
-          </w:rPr>
-          <w:t>Allah</w:t>
-        </w:r>
-      </w:hyperlink>
+      <w:r>
+        <w:rPr>
+          <w:lang w:val="id_ID" w:bidi="id_ID"/>
+        </w:rPr>
+        <w:t>Allah</w:t>
+      </w:r>
       <w:r>
         <w:rPr>
           <w:lang w:val="id_ID" w:bidi="id_ID"/>
@@ -773,54 +696,36 @@
         </w:rPr>
         <w:t xml:space="preserve">Sekelompok domba atau kambing disebut satu kawanan. Seorang gembala bertanggung jawab untuk membawa kawanan domba ke tempat-tempat di mana mereka dapat menemukan rumput atau tanaman yang perlu mereka makan dan di mana mereka dapat minum air. Seorang gembala harus memastikan bahwa tidak ada domba-domba atau kambing-kambing yang tersesat. Menjadi seorang gembala haruslah kerja keras, karena kadang-kadang mereka harus berjalan jauh dengan binatang-binatang mereka untuk menemukan cukup makanan dan minuman bagi binatang-binatang mereka, dan mereka sering harus tinggal jauh dari rumah Seorang gembala juga harus melindungi kawanan domba dari binatang-binatang liar. Raja </w:t>
       </w:r>
-      <w:hyperlink r:id="rId25">
-        <w:r>
-          <w:rPr>
-            <w:lang w:val="id_ID" w:bidi="id_ID"/>
-          </w:rPr>
-          <w:rPr>
-            <w:color w:val="0000EE"/>
-            <w:u w:val="single"/>
-          </w:rPr>
-          <w:t>Daud</w:t>
-        </w:r>
-      </w:hyperlink>
+      <w:r>
+        <w:rPr>
+          <w:lang w:val="id_ID" w:bidi="id_ID"/>
+        </w:rPr>
+        <w:t>Daud</w:t>
+      </w:r>
       <w:r>
         <w:rPr>
           <w:lang w:val="id_ID" w:bidi="id_ID"/>
         </w:rPr>
         <w:t xml:space="preserve">, yang adalah raja </w:t>
       </w:r>
-      <w:hyperlink r:id="rId26">
-        <w:r>
-          <w:rPr>
-            <w:lang w:val="id_ID" w:bidi="id_ID"/>
-          </w:rPr>
-          <w:rPr>
-            <w:color w:val="0000EE"/>
-            <w:u w:val="single"/>
-          </w:rPr>
-          <w:t>Israel</w:t>
-        </w:r>
-      </w:hyperlink>
+      <w:r>
+        <w:rPr>
+          <w:lang w:val="id_ID" w:bidi="id_ID"/>
+        </w:rPr>
+        <w:t>Israel</w:t>
+      </w:r>
       <w:r>
         <w:rPr>
           <w:lang w:val="id_ID" w:bidi="id_ID"/>
         </w:rPr>
         <w:t xml:space="preserve"> yang paling </w:t>
       </w:r>
-      <w:hyperlink r:id="rId17">
-        <w:r>
-          <w:rPr>
-            <w:lang w:val="id_ID" w:bidi="id_ID"/>
-          </w:rPr>
-          <w:rPr>
-            <w:color w:val="0000EE"/>
-            <w:u w:val="single"/>
-          </w:rPr>
-          <w:t>dikasihi</w:t>
-        </w:r>
-      </w:hyperlink>
+      <w:r>
+        <w:rPr>
+          <w:lang w:val="id_ID" w:bidi="id_ID"/>
+        </w:rPr>
+        <w:t>dikasihi</w:t>
+      </w:r>
       <w:r>
         <w:rPr>
           <w:lang w:val="id_ID" w:bidi="id_ID"/>
@@ -992,18 +897,13 @@
         </w:rPr>
         <w:t xml:space="preserve">Ini adalah nama-nama yang berbeda untuk sebuah daerah dan kota-kota di dalam daerah itu yang terletak di sepanjang pantai sebelah tenggara </w:t>
       </w:r>
-      <w:hyperlink r:id="rId18">
-        <w:r>
-          <w:rPr>
-            <w:lang w:val="id_ID" w:bidi="id_ID"/>
-          </w:rPr>
-          <w:rPr>
-            <w:color w:val="0000EE"/>
-            <w:u w:val="single"/>
-          </w:rPr>
-          <w:t>Danau Galilea</w:t>
-        </w:r>
-      </w:hyperlink>
+      <w:r>
+        <w:rPr>
+          <w:b/>
+          <w:lang w:val="id_ID" w:bidi="id_ID"/>
+        </w:rPr>
+        <w:t>Danau Galilea</w:t>
+      </w:r>
       <w:r>
         <w:rPr>
           <w:lang w:val="id_ID" w:bidi="id_ID"/>
@@ -1023,18 +923,13 @@
         </w:rPr>
         <w:t xml:space="preserve">. Daerah itu adalah bagian dari </w:t>
       </w:r>
-      <w:hyperlink r:id="rId27">
-        <w:r>
-          <w:rPr>
-            <w:lang w:val="id_ID" w:bidi="id_ID"/>
-          </w:rPr>
-          <w:rPr>
-            <w:color w:val="0000EE"/>
-            <w:u w:val="single"/>
-          </w:rPr>
-          <w:t>Dekapolis</w:t>
-        </w:r>
-      </w:hyperlink>
+      <w:r>
+        <w:rPr>
+          <w:b/>
+          <w:lang w:val="id_ID" w:bidi="id_ID"/>
+        </w:rPr>
+        <w:t>Dekapolis</w:t>
+      </w:r>
       <w:r>
         <w:rPr>
           <w:lang w:val="id_ID" w:bidi="id_ID"/>
@@ -1116,36 +1011,24 @@
         </w:rPr>
         <w:t xml:space="preserve">orang-orang yang menjadi anggota gereja datang bersama secara teratur untuk </w:t>
       </w:r>
-      <w:hyperlink r:id="rId28">
-        <w:r>
-          <w:rPr>
-            <w:lang w:val="id_ID" w:bidi="id_ID"/>
-          </w:rPr>
-          <w:rPr>
-            <w:color w:val="0000EE"/>
-            <w:u w:val="single"/>
-          </w:rPr>
-          <w:t>berdoa</w:t>
-        </w:r>
-      </w:hyperlink>
+      <w:r>
+        <w:rPr>
+          <w:lang w:val="id_ID" w:bidi="id_ID"/>
+        </w:rPr>
+        <w:t>berdoa</w:t>
+      </w:r>
       <w:r>
         <w:rPr>
           <w:lang w:val="id_ID" w:bidi="id_ID"/>
         </w:rPr>
         <w:t xml:space="preserve">, menyembah Allah, </w:t>
       </w:r>
-      <w:hyperlink r:id="rId29">
-        <w:r>
-          <w:rPr>
-            <w:lang w:val="id_ID" w:bidi="id_ID"/>
-          </w:rPr>
-          <w:rPr>
-            <w:color w:val="0000EE"/>
-            <w:u w:val="single"/>
-          </w:rPr>
-          <w:t>merayakan</w:t>
-        </w:r>
-      </w:hyperlink>
+      <w:r>
+        <w:rPr>
+          <w:lang w:val="id_ID" w:bidi="id_ID"/>
+        </w:rPr>
+        <w:t>merayakan</w:t>
+      </w:r>
       <w:r>
         <w:rPr>
           <w:lang w:val="id_ID" w:bidi="id_ID"/>
@@ -1166,18 +1049,12 @@
         </w:rPr>
         <w:t xml:space="preserve">Kitab Kisah Para Rasul mengatakan kepada kita bagaimana gereja tumbuh dari sekelompok kecil orang di </w:t>
       </w:r>
-      <w:hyperlink r:id="rId22">
-        <w:r>
-          <w:rPr>
-            <w:lang w:val="id_ID" w:bidi="id_ID"/>
-          </w:rPr>
-          <w:rPr>
-            <w:color w:val="0000EE"/>
-            <w:u w:val="single"/>
-          </w:rPr>
-          <w:t>Yerusalem</w:t>
-        </w:r>
-      </w:hyperlink>
+      <w:r>
+        <w:rPr>
+          <w:lang w:val="id_ID" w:bidi="id_ID"/>
+        </w:rPr>
+        <w:t>Yerusalem</w:t>
+      </w:r>
       <w:r>
         <w:rPr>
           <w:lang w:val="id_ID" w:bidi="id_ID"/>
@@ -1272,36 +1149,24 @@
         </w:rPr>
         <w:t xml:space="preserve">: seseorang yang menjelaskan </w:t>
       </w:r>
-      <w:hyperlink r:id="rId30">
-        <w:r>
-          <w:rPr>
-            <w:lang w:val="id_ID" w:bidi="id_ID"/>
-          </w:rPr>
-          <w:rPr>
-            <w:color w:val="0000EE"/>
-            <w:u w:val="single"/>
-          </w:rPr>
-          <w:t>Kitab Suci</w:t>
-        </w:r>
-      </w:hyperlink>
+      <w:r>
+        <w:rPr>
+          <w:lang w:val="id_ID" w:bidi="id_ID"/>
+        </w:rPr>
+        <w:t>Kitab Suci</w:t>
+      </w:r>
       <w:r>
         <w:rPr>
           <w:lang w:val="id_ID" w:bidi="id_ID"/>
         </w:rPr>
         <w:t xml:space="preserve"> kepada orang-orang Israel. Kata yang digunakan oleh orang-orang Israel untuk seorang guru seperti ini adalah dalam bahasa mereka "</w:t>
       </w:r>
-      <w:hyperlink r:id="rId31">
-        <w:r>
-          <w:rPr>
-            <w:lang w:val="id_ID" w:bidi="id_ID"/>
-          </w:rPr>
-          <w:rPr>
-            <w:color w:val="0000EE"/>
-            <w:u w:val="single"/>
-          </w:rPr>
-          <w:t>Rabi</w:t>
-        </w:r>
-      </w:hyperlink>
+      <w:r>
+        <w:rPr>
+          <w:lang w:val="id_ID" w:bidi="id_ID"/>
+        </w:rPr>
+        <w:t>Rabi</w:t>
+      </w:r>
       <w:r>
         <w:rPr>
           <w:lang w:val="id_ID" w:bidi="id_ID"/>
